--- a/MAU BB TO TUNG/BB XDD - RA CAM - NHAN CHUNG/Bien ban mua- ban - giao - nhan  - su dung Ma tuy/RA SOAT NHAN CHUNG TRUC TIEP NOI MUA MA TUY 146-128.docx
+++ b/MAU BB TO TUNG/BB XDD - RA CAM - NHAN CHUNG/Bien ban mua- ban - giao - nhan  - su dung Ma tuy/RA SOAT NHAN CHUNG TRUC TIEP NOI MUA MA TUY 146-128.docx
@@ -778,15 +778,7 @@
           <w:color w:val="000000"/>
           <w:spacing w:val="-2"/>
         </w:rPr>
-        <w:t>1</w:t>
-      </w:r>
-      <w:r>
-        <w:rPr>
-          <w:rFonts w:eastAsia="Times New Roman"/>
-          <w:color w:val="000000"/>
-          <w:spacing w:val="-2"/>
-        </w:rPr>
-        <w:t>2</w:t>
+        <w:t xml:space="preserve">   </w:t>
       </w:r>
       <w:r>
         <w:rPr>
@@ -818,7 +810,7 @@
           <w:color w:val="000000"/>
           <w:spacing w:val="-2"/>
         </w:rPr>
-        <w:t>5</w:t>
+        <w:t>6</w:t>
       </w:r>
       <w:r>
         <w:rPr>
@@ -1551,7 +1543,7 @@
         <w:rPr>
           <w:noProof/>
         </w:rPr>
-        <w:t>ghi</w:t>
+        <w:t>tom</w:t>
       </w:r>
       <w:r>
         <w:rPr>
@@ -1563,7 +1555,7 @@
         <w:rPr>
           <w:noProof/>
         </w:rPr>
-        <w:t>chu</w:t>
+        <w:t>tat_vu_viec</w:t>
       </w:r>
       <w:r>
         <w:rPr>
